--- a/output/Modelos_logit/intensidad_CIVED_1999_interaccion.docx
+++ b/output/Modelos_logit/intensidad_CIVED_1999_interaccion.docx
@@ -10,7 +10,7 @@
       </w:tblPr>
       <w:tblGrid>
         <w:gridCol w:w="1181"/>
-        <w:gridCol w:w="3114"/>
+        <w:gridCol w:w="3652"/>
         <w:gridCol w:w="1547"/>
         <w:gridCol w:w="2195"/>
         <w:gridCol w:w="2195"/>
@@ -574,7 +574,7 @@
                 <w:szCs w:val="22"/>
                 <w:color w:val="000000"/>
               </w:rPr>
-              <w:t xml:space="preserve">clima_aula_escuela</w:t>
+              <w:t xml:space="preserve">clima_aula_escuela_gmc</w:t>
             </w:r>
           </w:p>
         </w:tc>
@@ -684,7 +684,7 @@
                 <w:szCs w:val="22"/>
                 <w:color w:val="000000"/>
               </w:rPr>
-              <w:t xml:space="preserve">2.0</w:t>
+              <w:t xml:space="preserve">1.9</w:t>
             </w:r>
           </w:p>
         </w:tc>
@@ -739,7 +739,7 @@
                 <w:szCs w:val="22"/>
                 <w:color w:val="000000"/>
               </w:rPr>
-              <w:t xml:space="preserve">9.7</w:t>
+              <w:t xml:space="preserve">9.8</w:t>
             </w:r>
           </w:p>
         </w:tc>
@@ -794,7 +794,7 @@
                 <w:szCs w:val="22"/>
                 <w:color w:val="000000"/>
               </w:rPr>
-              <w:t xml:space="preserve">7.7</w:t>
+              <w:t xml:space="preserve">7.9</w:t>
             </w:r>
           </w:p>
         </w:tc>
@@ -1019,7 +1019,7 @@
                 <w:szCs w:val="22"/>
                 <w:color w:val="000000"/>
               </w:rPr>
-              <w:t xml:space="preserve">clima_aula_escuela</w:t>
+              <w:t xml:space="preserve">clima_aula_escuela_gmc</w:t>
             </w:r>
           </w:p>
         </w:tc>
@@ -1239,7 +1239,7 @@
                 <w:szCs w:val="22"/>
                 <w:color w:val="000000"/>
               </w:rPr>
-              <w:t xml:space="preserve">1.2</w:t>
+              <w:t xml:space="preserve">1.4</w:t>
             </w:r>
           </w:p>
         </w:tc>
@@ -1294,7 +1294,7 @@
                 <w:szCs w:val="22"/>
                 <w:color w:val="000000"/>
               </w:rPr>
-              <w:t xml:space="preserve">8.1</w:t>
+              <w:t xml:space="preserve">8.0</w:t>
             </w:r>
           </w:p>
         </w:tc>
@@ -1349,7 +1349,7 @@
                 <w:szCs w:val="22"/>
                 <w:color w:val="000000"/>
               </w:rPr>
-              <w:t xml:space="preserve">9.3</w:t>
+              <w:t xml:space="preserve">9.4</w:t>
             </w:r>
           </w:p>
         </w:tc>
@@ -1464,7 +1464,7 @@
                 <w:szCs w:val="22"/>
                 <w:color w:val="000000"/>
               </w:rPr>
-              <w:t xml:space="preserve">perp_aprendizaje_voto_esc</w:t>
+              <w:t xml:space="preserve">perp_aprendizaje_voto_esc_gmc</w:t>
             </w:r>
           </w:p>
         </w:tc>
@@ -1574,7 +1574,7 @@
                 <w:szCs w:val="22"/>
                 <w:color w:val="000000"/>
               </w:rPr>
-              <w:t xml:space="preserve">29.5</w:t>
+              <w:t xml:space="preserve">29.7</w:t>
             </w:r>
           </w:p>
         </w:tc>
@@ -1629,7 +1629,7 @@
                 <w:szCs w:val="22"/>
                 <w:color w:val="000000"/>
               </w:rPr>
-              <w:t xml:space="preserve">18.4</w:t>
+              <w:t xml:space="preserve">18.3</w:t>
             </w:r>
           </w:p>
         </w:tc>
@@ -1684,7 +1684,7 @@
                 <w:szCs w:val="22"/>
                 <w:color w:val="000000"/>
               </w:rPr>
-              <w:t xml:space="preserve">-11.1</w:t>
+              <w:t xml:space="preserve">-11.4</w:t>
             </w:r>
           </w:p>
         </w:tc>
@@ -1909,7 +1909,7 @@
                 <w:szCs w:val="22"/>
                 <w:color w:val="000000"/>
               </w:rPr>
-              <w:t xml:space="preserve">perp_aprendizaje_voto_esc</w:t>
+              <w:t xml:space="preserve">perp_aprendizaje_voto_esc_gmc</w:t>
             </w:r>
           </w:p>
         </w:tc>
@@ -2184,7 +2184,7 @@
                 <w:szCs w:val="22"/>
                 <w:color w:val="000000"/>
               </w:rPr>
-              <w:t xml:space="preserve">23.6</w:t>
+              <w:t xml:space="preserve">23.5</w:t>
             </w:r>
           </w:p>
         </w:tc>
@@ -2239,7 +2239,7 @@
                 <w:szCs w:val="22"/>
                 <w:color w:val="000000"/>
               </w:rPr>
-              <w:t xml:space="preserve">15.5</w:t>
+              <w:t xml:space="preserve">15.4</w:t>
             </w:r>
           </w:p>
         </w:tc>

--- a/output/Modelos_logit/intensidad_CIVED_1999_interaccion.docx
+++ b/output/Modelos_logit/intensidad_CIVED_1999_interaccion.docx
@@ -684,7 +684,7 @@
                 <w:szCs w:val="22"/>
                 <w:color w:val="000000"/>
               </w:rPr>
-              <w:t xml:space="preserve">1.9</w:t>
+              <w:t xml:space="preserve">2.0</w:t>
             </w:r>
           </w:p>
         </w:tc>
@@ -794,7 +794,7 @@
                 <w:szCs w:val="22"/>
                 <w:color w:val="000000"/>
               </w:rPr>
-              <w:t xml:space="preserve">7.9</w:t>
+              <w:t xml:space="preserve">7.8</w:t>
             </w:r>
           </w:p>
         </w:tc>
